--- a/full_flat/module-13-how-populations-evolve-practice-quiz.docx
+++ b/full_flat/module-13-how-populations-evolve-practice-quiz.docx
@@ -24,9 +24,6 @@
       </w:r>
       <w:r>
         <w:t>Microevolution is defined as:</w:t>
-      </w:r>
-      <w:r>
-        <w:br/>
       </w:r>
       <w:r>
         <w:br/>
@@ -104,9 +101,6 @@
         <w:br/>
       </w:r>
       <w:r>
-        <w:br/>
-      </w:r>
-      <w:r>
         <w:t>A. small populations</w:t>
       </w:r>
     </w:p>
@@ -179,9 +173,6 @@
         <w:br/>
       </w:r>
       <w:r>
-        <w:br/>
-      </w:r>
-      <w:r>
         <w:t>A. natural selection alone</w:t>
       </w:r>
     </w:p>
@@ -249,9 +240,6 @@
       </w:r>
       <w:r>
         <w:t>The Hardy-Weinberg principle is useful mainly because it:</w:t>
-      </w:r>
-      <w:r>
-        <w:br/>
       </w:r>
       <w:r>
         <w:br/>

--- a/full_flat/module-13-how-populations-evolve-practice-quiz.docx
+++ b/full_flat/module-13-how-populations-evolve-practice-quiz.docx
@@ -16,291 +16,339 @@
       </w:r>
     </w:p>
     <w:p>
+      <w:pPr>
+        <w:keepNext/>
+        <w:keepLines/>
+      </w:pPr>
       <w:r>
-        <w:t xml:space="preserve">• </w:t>
-      </w:r>
-      <w:r>
-        <w:br/>
+        <w:t xml:space="preserve">1. </w:t>
       </w:r>
       <w:r>
         <w:t>Microevolution is defined as:</w:t>
       </w:r>
+    </w:p>
+    <w:p>
+      <w:pPr>
+        <w:keepNext/>
+        <w:keepLines/>
+      </w:pPr>
       <w:r>
-        <w:br/>
+        <w:t xml:space="preserve">• </w:t>
       </w:r>
       <w:r>
         <w:t>A. the origin of entirely new kingdoms of life</w:t>
       </w:r>
     </w:p>
     <w:p>
+      <w:pPr>
+        <w:keepNext/>
+        <w:keepLines/>
+      </w:pPr>
       <w:r>
         <w:t xml:space="preserve">• </w:t>
-      </w:r>
-      <w:r>
-        <w:br/>
       </w:r>
       <w:r>
         <w:t>B. a change in allele frequencies in a population over generations</w:t>
       </w:r>
     </w:p>
     <w:p>
+      <w:pPr>
+        <w:keepNext/>
+        <w:keepLines/>
+      </w:pPr>
       <w:r>
         <w:t xml:space="preserve">• </w:t>
-      </w:r>
-      <w:r>
-        <w:br/>
       </w:r>
       <w:r>
         <w:t>C. a change in a single individual's body</w:t>
       </w:r>
     </w:p>
     <w:p>
+      <w:pPr>
+        <w:keepNext/>
+        <w:keepLines/>
+      </w:pPr>
       <w:r>
         <w:t xml:space="preserve">• </w:t>
-      </w:r>
-      <w:r>
-        <w:br/>
       </w:r>
       <w:r>
         <w:t>D. the extinction of every species</w:t>
       </w:r>
     </w:p>
     <w:p>
+      <w:pPr>
+        <w:keepNext/>
+        <w:keepLines/>
+      </w:pPr>
       <w:r>
         <w:t xml:space="preserve">• </w:t>
-      </w:r>
-      <w:r>
-        <w:br/>
       </w:r>
       <w:r>
         <w:t>Answer: B</w:t>
       </w:r>
     </w:p>
     <w:p>
+      <w:pPr>
+        <w:keepNext w:val="0"/>
+        <w:keepLines/>
+      </w:pPr>
       <w:r>
         <w:t xml:space="preserve">• </w:t>
-      </w:r>
-      <w:r>
-        <w:br/>
       </w:r>
       <w:r>
         <w:t>Why: Microevolution is a shift in allele frequencies within a population over time.</w:t>
       </w:r>
     </w:p>
     <w:p>
+      <w:pPr>
+        <w:keepNext/>
+        <w:keepLines/>
+      </w:pPr>
       <w:r>
-        <w:t xml:space="preserve">• </w:t>
-      </w:r>
-      <w:r>
-        <w:br/>
+        <w:t xml:space="preserve">2. </w:t>
       </w:r>
       <w:r>
         <w:t>Genetic drift has its strongest effect in:</w:t>
       </w:r>
+    </w:p>
+    <w:p>
+      <w:pPr>
+        <w:keepNext/>
+        <w:keepLines/>
+      </w:pPr>
       <w:r>
-        <w:br/>
+        <w:t xml:space="preserve">• </w:t>
       </w:r>
       <w:r>
         <w:t>A. small populations</w:t>
       </w:r>
     </w:p>
     <w:p>
+      <w:pPr>
+        <w:keepNext/>
+        <w:keepLines/>
+      </w:pPr>
       <w:r>
         <w:t xml:space="preserve">• </w:t>
-      </w:r>
-      <w:r>
-        <w:br/>
       </w:r>
       <w:r>
         <w:t>B. very large populations</w:t>
       </w:r>
     </w:p>
     <w:p>
+      <w:pPr>
+        <w:keepNext/>
+        <w:keepLines/>
+      </w:pPr>
       <w:r>
         <w:t xml:space="preserve">• </w:t>
-      </w:r>
-      <w:r>
-        <w:br/>
       </w:r>
       <w:r>
         <w:t>C. populations with no variation</w:t>
       </w:r>
     </w:p>
     <w:p>
+      <w:pPr>
+        <w:keepNext/>
+        <w:keepLines/>
+      </w:pPr>
       <w:r>
         <w:t xml:space="preserve">• </w:t>
-      </w:r>
-      <w:r>
-        <w:br/>
       </w:r>
       <w:r>
         <w:t>D. populations that never reproduce</w:t>
       </w:r>
     </w:p>
     <w:p>
+      <w:pPr>
+        <w:keepNext/>
+        <w:keepLines/>
+      </w:pPr>
       <w:r>
         <w:t xml:space="preserve">• </w:t>
-      </w:r>
-      <w:r>
-        <w:br/>
       </w:r>
       <w:r>
         <w:t>Answer: A</w:t>
       </w:r>
     </w:p>
     <w:p>
+      <w:pPr>
+        <w:keepNext w:val="0"/>
+        <w:keepLines/>
+      </w:pPr>
       <w:r>
         <w:t xml:space="preserve">• </w:t>
-      </w:r>
-      <w:r>
-        <w:br/>
       </w:r>
       <w:r>
         <w:t>Why: Random sampling changes allele frequencies most strongly when the population is small.</w:t>
       </w:r>
     </w:p>
     <w:p>
+      <w:pPr>
+        <w:keepNext/>
+        <w:keepLines/>
+      </w:pPr>
       <w:r>
-        <w:t xml:space="preserve">• </w:t>
-      </w:r>
-      <w:r>
-        <w:br/>
+        <w:t xml:space="preserve">3. </w:t>
       </w:r>
       <w:r>
         <w:t>A few birds colonize a new island and start a population with limited variation. This reduced variation is due to:</w:t>
       </w:r>
+    </w:p>
+    <w:p>
+      <w:pPr>
+        <w:keepNext/>
+        <w:keepLines/>
+      </w:pPr>
       <w:r>
-        <w:br/>
+        <w:t xml:space="preserve">• </w:t>
       </w:r>
       <w:r>
         <w:t>A. natural selection alone</w:t>
       </w:r>
     </w:p>
     <w:p>
+      <w:pPr>
+        <w:keepNext/>
+        <w:keepLines/>
+      </w:pPr>
       <w:r>
         <w:t xml:space="preserve">• </w:t>
-      </w:r>
-      <w:r>
-        <w:br/>
       </w:r>
       <w:r>
         <w:t>B. gene flow between islands</w:t>
       </w:r>
     </w:p>
     <w:p>
+      <w:pPr>
+        <w:keepNext/>
+        <w:keepLines/>
+      </w:pPr>
       <w:r>
         <w:t xml:space="preserve">• </w:t>
-      </w:r>
-      <w:r>
-        <w:br/>
       </w:r>
       <w:r>
         <w:t>C. mutation pressure</w:t>
       </w:r>
     </w:p>
     <w:p>
+      <w:pPr>
+        <w:keepNext/>
+        <w:keepLines/>
+      </w:pPr>
       <w:r>
         <w:t xml:space="preserve">• </w:t>
-      </w:r>
-      <w:r>
-        <w:br/>
       </w:r>
       <w:r>
         <w:t>D. the founder effect</w:t>
       </w:r>
     </w:p>
     <w:p>
+      <w:pPr>
+        <w:keepNext/>
+        <w:keepLines/>
+      </w:pPr>
       <w:r>
         <w:t xml:space="preserve">• </w:t>
-      </w:r>
-      <w:r>
-        <w:br/>
       </w:r>
       <w:r>
         <w:t>Answer: D</w:t>
       </w:r>
     </w:p>
     <w:p>
+      <w:pPr>
+        <w:keepNext w:val="0"/>
+        <w:keepLines/>
+      </w:pPr>
       <w:r>
         <w:t xml:space="preserve">• </w:t>
-      </w:r>
-      <w:r>
-        <w:br/>
       </w:r>
       <w:r>
         <w:t>Why: The founder effect is genetic drift that occurs when a new population begins from only a few individuals.</w:t>
       </w:r>
     </w:p>
     <w:p>
+      <w:pPr>
+        <w:keepNext/>
+        <w:keepLines/>
+      </w:pPr>
       <w:r>
-        <w:t xml:space="preserve">• </w:t>
-      </w:r>
-      <w:r>
-        <w:br/>
+        <w:t xml:space="preserve">4. </w:t>
       </w:r>
       <w:r>
         <w:t>The Hardy-Weinberg principle is useful mainly because it:</w:t>
       </w:r>
+    </w:p>
+    <w:p>
+      <w:pPr>
+        <w:keepNext/>
+        <w:keepLines/>
+      </w:pPr>
       <w:r>
-        <w:br/>
+        <w:t xml:space="preserve">• </w:t>
       </w:r>
       <w:r>
         <w:t>A. proves evolution never happens</w:t>
       </w:r>
     </w:p>
     <w:p>
+      <w:pPr>
+        <w:keepNext/>
+        <w:keepLines/>
+      </w:pPr>
       <w:r>
         <w:t xml:space="preserve">• </w:t>
-      </w:r>
-      <w:r>
-        <w:br/>
       </w:r>
       <w:r>
         <w:t>B. measures average body size</w:t>
       </w:r>
     </w:p>
     <w:p>
+      <w:pPr>
+        <w:keepNext/>
+        <w:keepLines/>
+      </w:pPr>
       <w:r>
         <w:t xml:space="preserve">• </w:t>
-      </w:r>
-      <w:r>
-        <w:br/>
       </w:r>
       <w:r>
         <w:t>C. provides a non-evolving baseline to compare real populations against</w:t>
       </w:r>
     </w:p>
     <w:p>
+      <w:pPr>
+        <w:keepNext/>
+        <w:keepLines/>
+      </w:pPr>
       <w:r>
         <w:t xml:space="preserve">• </w:t>
-      </w:r>
-      <w:r>
-        <w:br/>
       </w:r>
       <w:r>
         <w:t>D. edits alleles directly</w:t>
       </w:r>
     </w:p>
     <w:p>
+      <w:pPr>
+        <w:keepNext/>
+        <w:keepLines/>
+      </w:pPr>
       <w:r>
         <w:t xml:space="preserve">• </w:t>
-      </w:r>
-      <w:r>
-        <w:br/>
       </w:r>
       <w:r>
         <w:t>Answer: C</w:t>
       </w:r>
     </w:p>
     <w:p>
+      <w:pPr>
+        <w:keepNext w:val="0"/>
+        <w:keepLines/>
+      </w:pPr>
       <w:r>
         <w:t xml:space="preserve">• </w:t>
       </w:r>
       <w:r>
-        <w:br/>
-      </w:r>
-      <w:r>
-        <w:t>Why: Hardy-Weinberg describes allele frequencies with no evolution. Deviations from it signal that evolutionary forces are at work.</w:t>
+        <w:t>Why: Hardy-Weinberg predicts genotype proportions under stated assumptions. A deviation calls for checking mating, sampling, and evolutionary processes; it does not alone prove allele frequencies changed.</w:t>
       </w:r>
     </w:p>
     <w:sectPr>
@@ -739,7 +787,7 @@
       <w:rFonts w:asciiTheme="majorHAnsi" w:eastAsiaTheme="majorEastAsia" w:hAnsiTheme="majorHAnsi" w:cstheme="majorBidi"/>
       <w:b/>
       <w:bCs/>
-      <w:color w:val="365F91" w:themeColor="accent1" w:themeShade="BF"/>
+      <w:color w:val="000000"/>
       <w:sz w:val="28"/>
       <w:szCs w:val="28"/>
     </w:rPr>
@@ -763,7 +811,7 @@
       <w:rFonts w:asciiTheme="majorHAnsi" w:eastAsiaTheme="majorEastAsia" w:hAnsiTheme="majorHAnsi" w:cstheme="majorBidi"/>
       <w:b/>
       <w:bCs/>
-      <w:color w:val="4F81BD" w:themeColor="accent1"/>
+      <w:color w:val="000000"/>
       <w:sz w:val="26"/>
       <w:szCs w:val="26"/>
     </w:rPr>
@@ -787,7 +835,7 @@
       <w:rFonts w:asciiTheme="majorHAnsi" w:eastAsiaTheme="majorEastAsia" w:hAnsiTheme="majorHAnsi" w:cstheme="majorBidi"/>
       <w:b/>
       <w:bCs/>
-      <w:color w:val="4F81BD" w:themeColor="accent1"/>
+      <w:color w:val="000000"/>
     </w:rPr>
   </w:style>
   <w:style w:type="paragraph" w:styleId="Heading4">
@@ -812,7 +860,7 @@
       <w:bCs/>
       <w:i/>
       <w:iCs/>
-      <w:color w:val="4F81BD" w:themeColor="accent1"/>
+      <w:color w:val="000000"/>
     </w:rPr>
   </w:style>
   <w:style w:type="paragraph" w:styleId="Heading5">
@@ -833,7 +881,7 @@
     </w:pPr>
     <w:rPr>
       <w:rFonts w:asciiTheme="majorHAnsi" w:eastAsiaTheme="majorEastAsia" w:hAnsiTheme="majorHAnsi" w:cstheme="majorBidi"/>
-      <w:color w:val="243F60" w:themeColor="accent1" w:themeShade="7F"/>
+      <w:color w:val="000000"/>
     </w:rPr>
   </w:style>
   <w:style w:type="paragraph" w:styleId="Heading6">
@@ -856,7 +904,7 @@
       <w:rFonts w:asciiTheme="majorHAnsi" w:eastAsiaTheme="majorEastAsia" w:hAnsiTheme="majorHAnsi" w:cstheme="majorBidi"/>
       <w:i/>
       <w:iCs/>
-      <w:color w:val="243F60" w:themeColor="accent1" w:themeShade="7F"/>
+      <w:color w:val="000000"/>
     </w:rPr>
   </w:style>
   <w:style w:type="paragraph" w:styleId="Heading7">
@@ -1026,7 +1074,7 @@
     </w:pPr>
     <w:rPr>
       <w:rFonts w:asciiTheme="majorHAnsi" w:eastAsiaTheme="majorEastAsia" w:hAnsiTheme="majorHAnsi" w:cstheme="majorBidi"/>
-      <w:color w:val="17365D" w:themeColor="text2" w:themeShade="BF"/>
+      <w:color w:val="000000"/>
       <w:spacing w:val="5"/>
       <w:kern w:val="28"/>
       <w:sz w:val="52"/>
@@ -1065,7 +1113,7 @@
       <w:rFonts w:asciiTheme="majorHAnsi" w:eastAsiaTheme="majorEastAsia" w:hAnsiTheme="majorHAnsi" w:cstheme="majorBidi"/>
       <w:i/>
       <w:iCs/>
-      <w:color w:val="4F81BD" w:themeColor="accent1"/>
+      <w:color w:val="000000"/>
       <w:spacing w:val="15"/>
       <w:sz w:val="24"/>
       <w:szCs w:val="24"/>
